--- a/zht/docx/036.content.docx
+++ b/zht/docx/036.content.docx
@@ -361,18 +361,12 @@
           <w:lang w:val="zh_TW" w:bidi="zh_TW"/>
         </w:rPr>
       </w:r>
-      <w:hyperlink r:id="rId13">
-        <w:r>
-          <w:rPr>
-            <w:lang w:val="zh_TW" w:bidi="zh_TW"/>
-          </w:rPr>
-          <w:rPr>
-            <w:color w:val="0000EE"/>
-            <w:u w:val="single"/>
-          </w:rPr>
-          <w:t>列王紀上14:26</w:t>
-        </w:r>
-      </w:hyperlink>
+      <w:r>
+        <w:rPr>
+          <w:lang w:val="zh_TW" w:bidi="zh_TW"/>
+        </w:rPr>
+        <w:t>列王紀上14:26</w:t>
+      </w:r>
     </w:p>
     <w:p>
       <w:pPr>
@@ -385,18 +379,12 @@
           <w:lang w:val="zh_TW" w:bidi="zh_TW"/>
         </w:rPr>
       </w:r>
-      <w:hyperlink r:id="rId14">
-        <w:r>
-          <w:rPr>
-            <w:lang w:val="zh_TW" w:bidi="zh_TW"/>
-          </w:rPr>
-          <w:rPr>
-            <w:color w:val="0000EE"/>
-            <w:u w:val="single"/>
-          </w:rPr>
-          <w:t>歷代志下23:8–9</w:t>
-        </w:r>
-      </w:hyperlink>
+      <w:r>
+        <w:rPr>
+          <w:lang w:val="zh_TW" w:bidi="zh_TW"/>
+        </w:rPr>
+        <w:t>歷代志下23:8–9</w:t>
+      </w:r>
     </w:p>
     <w:p>
       <w:pPr>
@@ -409,18 +397,12 @@
           <w:lang w:val="zh_TW" w:bidi="zh_TW"/>
         </w:rPr>
       </w:r>
-      <w:hyperlink r:id="rId15">
-        <w:r>
-          <w:rPr>
-            <w:lang w:val="zh_TW" w:bidi="zh_TW"/>
-          </w:rPr>
-          <w:rPr>
-            <w:color w:val="0000EE"/>
-            <w:u w:val="single"/>
-          </w:rPr>
-          <w:t>撒母耳記下22:36</w:t>
-        </w:r>
-      </w:hyperlink>
+      <w:r>
+        <w:rPr>
+          <w:lang w:val="zh_TW" w:bidi="zh_TW"/>
+        </w:rPr>
+        <w:t>撒母耳記下22:36</w:t>
+      </w:r>
     </w:p>
     <w:p>
       <w:pPr>
@@ -433,18 +415,12 @@
           <w:lang w:val="zh_TW" w:bidi="zh_TW"/>
         </w:rPr>
       </w:r>
-      <w:hyperlink r:id="rId16">
-        <w:r>
-          <w:rPr>
-            <w:lang w:val="zh_TW" w:bidi="zh_TW"/>
-          </w:rPr>
-          <w:rPr>
-            <w:color w:val="0000EE"/>
-            <w:u w:val="single"/>
-          </w:rPr>
-          <w:t>申命記33:29</w:t>
-        </w:r>
-      </w:hyperlink>
+      <w:r>
+        <w:rPr>
+          <w:lang w:val="zh_TW" w:bidi="zh_TW"/>
+        </w:rPr>
+        <w:t>申命記33:29</w:t>
+      </w:r>
     </w:p>
     <w:p>
       <w:pPr>
@@ -457,18 +433,12 @@
           <w:lang w:val="zh_TW" w:bidi="zh_TW"/>
         </w:rPr>
       </w:r>
-      <w:hyperlink r:id="rId17">
-        <w:r>
-          <w:rPr>
-            <w:lang w:val="zh_TW" w:bidi="zh_TW"/>
-          </w:rPr>
-          <w:rPr>
-            <w:color w:val="0000EE"/>
-            <w:u w:val="single"/>
-          </w:rPr>
-          <w:t>詩篇18:35</w:t>
-        </w:r>
-      </w:hyperlink>
+      <w:r>
+        <w:rPr>
+          <w:lang w:val="zh_TW" w:bidi="zh_TW"/>
+        </w:rPr>
+        <w:t>詩篇18:35</w:t>
+      </w:r>
     </w:p>
     <w:p>
       <w:pPr>

--- a/zht/docx/036.content.docx
+++ b/zht/docx/036.content.docx
@@ -300,19 +300,7 @@
         <w:rPr>
           <w:lang w:val="zh_TW" w:bidi="zh_TW"/>
         </w:rPr>
-        <w:t>、</w:t>
-      </w:r>
-      <w:r>
-        <w:rPr>
-          <w:lang w:val="zh_TW" w:bidi="zh_TW"/>
-        </w:rPr>
-        <w:t>順服</w:t>
-      </w:r>
-      <w:r>
-        <w:rPr>
-          <w:lang w:val="zh_TW" w:bidi="zh_TW"/>
-        </w:rPr>
-        <w:t>、</w:t>
+        <w:t>、順服、</w:t>
       </w:r>
       <w:r>
         <w:rPr>
